--- a/downloads/year-in-the-apiary-monthly-seasonal-strategy.docx
+++ b/downloads/year-in-the-apiary-monthly-seasonal-strategy.docx
@@ -2530,28 +2530,15 @@
         <w:ind w:left="-567" w:hanging="284"/>
       </w:pPr>
       <w:r>
-        <w:t xml:space="preserve">Watch for </w:t>
-      </w:r>
-      <w:proofErr w:type="gramStart"/>
-      <w:r>
-        <w:t xml:space="preserve">robbing </w:t>
+        <w:t xml:space="preserve">Watch for robbing </w:t>
       </w:r>
       <w:proofErr w:type="spellStart"/>
       <w:r>
         <w:t>behaviour</w:t>
       </w:r>
       <w:proofErr w:type="spellEnd"/>
-      <w:proofErr w:type="gramEnd"/>
-      <w:r>
-        <w:t xml:space="preserve">, especially towards weaker colonies or </w:t>
-      </w:r>
-      <w:proofErr w:type="gramStart"/>
-      <w:r>
-        <w:t>open feed</w:t>
-      </w:r>
-      <w:proofErr w:type="gramEnd"/>
-      <w:r>
-        <w:t xml:space="preserve"> sources.</w:t>
+      <w:r>
+        <w:t>, especially towards weaker colonies or open feed sources.</w:t>
       </w:r>
     </w:p>
     <w:p>
@@ -2852,15 +2839,7 @@
         <w:ind w:left="-567" w:hanging="284"/>
       </w:pPr>
       <w:r>
-        <w:t>Once supers are off</w:t>
-      </w:r>
-      <w:proofErr w:type="gramStart"/>
-      <w:r>
-        <w:t>, begin</w:t>
-      </w:r>
-      <w:proofErr w:type="gramEnd"/>
-      <w:r>
-        <w:t xml:space="preserve"> primary varroa treatments in line with current UK guidance and product labels.</w:t>
+        <w:t>Once supers are off, begin primary varroa treatments in line with current UK guidance and product labels.</w:t>
       </w:r>
     </w:p>
     <w:p>
@@ -2884,15 +2863,7 @@
         <w:ind w:left="-567" w:hanging="284"/>
       </w:pPr>
       <w:r>
-        <w:t xml:space="preserve">Start autumn feeding </w:t>
-      </w:r>
-      <w:proofErr w:type="gramStart"/>
-      <w:r>
-        <w:t>plan</w:t>
-      </w:r>
-      <w:proofErr w:type="gramEnd"/>
-      <w:r>
-        <w:t xml:space="preserve"> after treatments if stores are insufficient for winter.</w:t>
+        <w:t>Start autumn feeding plan after treatments if stores are insufficient for winter.</w:t>
       </w:r>
     </w:p>
     <w:p>
@@ -3855,15 +3826,7 @@
         <w:ind w:left="-567" w:hanging="284"/>
       </w:pPr>
       <w:r>
-        <w:t xml:space="preserve">Avoid opening hives unless </w:t>
-      </w:r>
-      <w:proofErr w:type="gramStart"/>
-      <w:r>
-        <w:t>absolutely necessary</w:t>
-      </w:r>
-      <w:proofErr w:type="gramEnd"/>
-      <w:r>
-        <w:t>; rely on external observations.</w:t>
+        <w:t>Avoid opening hives unless absolutely necessary; rely on external observations.</w:t>
       </w:r>
     </w:p>
     <w:p>
@@ -3875,15 +3838,7 @@
         <w:ind w:left="-567" w:hanging="284"/>
       </w:pPr>
       <w:r>
-        <w:t xml:space="preserve">Prepare for a mid-winter oxalic acid varroa treatment during a </w:t>
-      </w:r>
-      <w:proofErr w:type="gramStart"/>
-      <w:r>
-        <w:t>brood</w:t>
-      </w:r>
-      <w:proofErr w:type="gramEnd"/>
-      <w:r>
-        <w:t xml:space="preserve">-light or </w:t>
+        <w:t xml:space="preserve">Prepare for a mid-winter oxalic acid varroa treatment during a brood-light or </w:t>
       </w:r>
       <w:proofErr w:type="spellStart"/>
       <w:r>
@@ -4168,23 +4123,7 @@
         <w:ind w:left="-567" w:hanging="284"/>
       </w:pPr>
       <w:r>
-        <w:t xml:space="preserve">Deep </w:t>
-      </w:r>
-      <w:proofErr w:type="gramStart"/>
-      <w:r>
-        <w:t>winter;</w:t>
-      </w:r>
-      <w:proofErr w:type="gramEnd"/>
-      <w:r>
-        <w:t xml:space="preserve"> bees are usually in a tight cluster with limited or no </w:t>
-      </w:r>
-      <w:proofErr w:type="gramStart"/>
-      <w:r>
-        <w:t>brood</w:t>
-      </w:r>
-      <w:proofErr w:type="gramEnd"/>
-      <w:r>
-        <w:t xml:space="preserve"> in colder spells.</w:t>
+        <w:t>Deep winter; bees are usually in a tight cluster with limited or no brood in colder spells.</w:t>
       </w:r>
     </w:p>
     <w:p>
@@ -4196,15 +4135,7 @@
         <w:ind w:left="-567" w:hanging="284"/>
       </w:pPr>
       <w:r>
-        <w:t xml:space="preserve">If using oxalic acid, this is often the window for a single mid-winter treatment when colonies are </w:t>
-      </w:r>
-      <w:proofErr w:type="gramStart"/>
-      <w:r>
-        <w:t>brood-light</w:t>
-      </w:r>
-      <w:proofErr w:type="gramEnd"/>
-      <w:r>
-        <w:t xml:space="preserve"> (following current guidance).</w:t>
+        <w:t>If using oxalic acid, this is often the window for a single mid-winter treatment when colonies are brood-light (following current guidance).</w:t>
       </w:r>
     </w:p>
     <w:p>
@@ -5902,15 +5833,7 @@
         <w:ind w:left="-567" w:hanging="284"/>
       </w:pPr>
       <w:r>
-        <w:t xml:space="preserve">Risks: starting treatments or feeding too late, leaving colonies weak or </w:t>
-      </w:r>
-      <w:proofErr w:type="gramStart"/>
-      <w:r>
-        <w:t>under-supplied</w:t>
-      </w:r>
-      <w:proofErr w:type="gramEnd"/>
-      <w:r>
-        <w:t xml:space="preserve"> as temperatures fall.</w:t>
+        <w:t>Risks: starting treatments or feeding too late, leaving colonies weak or under-supplied as temperatures fall.</w:t>
       </w:r>
     </w:p>
     <w:p>

--- a/downloads/year-in-the-apiary-monthly-seasonal-strategy.docx
+++ b/downloads/year-in-the-apiary-monthly-seasonal-strategy.docx
@@ -913,7 +913,15 @@
         <w:ind w:left="-567" w:hanging="284"/>
       </w:pPr>
       <w:r>
-        <w:t>Avoid over-opening hives in cold spells; quick crown</w:t>
+        <w:t xml:space="preserve">Avoid over-opening hives in cold </w:t>
+      </w:r>
+      <w:proofErr w:type="gramStart"/>
+      <w:r>
+        <w:t>spells;</w:t>
+      </w:r>
+      <w:proofErr w:type="gramEnd"/>
+      <w:r>
+        <w:t xml:space="preserve"> quick crown</w:t>
       </w:r>
       <w:r>
         <w:t xml:space="preserve"> </w:t>
@@ -2530,15 +2538,28 @@
         <w:ind w:left="-567" w:hanging="284"/>
       </w:pPr>
       <w:r>
-        <w:t xml:space="preserve">Watch for robbing </w:t>
+        <w:t xml:space="preserve">Watch for </w:t>
+      </w:r>
+      <w:proofErr w:type="gramStart"/>
+      <w:r>
+        <w:t xml:space="preserve">robbing </w:t>
       </w:r>
       <w:proofErr w:type="spellStart"/>
       <w:r>
         <w:t>behaviour</w:t>
       </w:r>
       <w:proofErr w:type="spellEnd"/>
-      <w:r>
-        <w:t>, especially towards weaker colonies or open feed sources.</w:t>
+      <w:proofErr w:type="gramEnd"/>
+      <w:r>
+        <w:t xml:space="preserve">, especially towards weaker colonies or </w:t>
+      </w:r>
+      <w:proofErr w:type="gramStart"/>
+      <w:r>
+        <w:t>open feed</w:t>
+      </w:r>
+      <w:proofErr w:type="gramEnd"/>
+      <w:r>
+        <w:t xml:space="preserve"> sources.</w:t>
       </w:r>
     </w:p>
     <w:p>
@@ -2839,7 +2860,15 @@
         <w:ind w:left="-567" w:hanging="284"/>
       </w:pPr>
       <w:r>
-        <w:t>Once supers are off, begin primary varroa treatments in line with current UK guidance and product labels.</w:t>
+        <w:t>Once supers are off</w:t>
+      </w:r>
+      <w:proofErr w:type="gramStart"/>
+      <w:r>
+        <w:t>, begin</w:t>
+      </w:r>
+      <w:proofErr w:type="gramEnd"/>
+      <w:r>
+        <w:t xml:space="preserve"> primary varroa treatments in line with current UK guidance and product labels.</w:t>
       </w:r>
     </w:p>
     <w:p>
@@ -2863,7 +2892,15 @@
         <w:ind w:left="-567" w:hanging="284"/>
       </w:pPr>
       <w:r>
-        <w:t>Start autumn feeding plan after treatments if stores are insufficient for winter.</w:t>
+        <w:t xml:space="preserve">Start autumn feeding </w:t>
+      </w:r>
+      <w:proofErr w:type="gramStart"/>
+      <w:r>
+        <w:t>plan</w:t>
+      </w:r>
+      <w:proofErr w:type="gramEnd"/>
+      <w:r>
+        <w:t xml:space="preserve"> after treatments if stores are insufficient for winter.</w:t>
       </w:r>
     </w:p>
     <w:p>
@@ -3826,7 +3863,15 @@
         <w:ind w:left="-567" w:hanging="284"/>
       </w:pPr>
       <w:r>
-        <w:t>Avoid opening hives unless absolutely necessary; rely on external observations.</w:t>
+        <w:t xml:space="preserve">Avoid opening hives unless </w:t>
+      </w:r>
+      <w:proofErr w:type="gramStart"/>
+      <w:r>
+        <w:t>absolutely necessary</w:t>
+      </w:r>
+      <w:proofErr w:type="gramEnd"/>
+      <w:r>
+        <w:t>; rely on external observations.</w:t>
       </w:r>
     </w:p>
     <w:p>
@@ -3838,7 +3883,15 @@
         <w:ind w:left="-567" w:hanging="284"/>
       </w:pPr>
       <w:r>
-        <w:t xml:space="preserve">Prepare for a mid-winter oxalic acid varroa treatment during a brood-light or </w:t>
+        <w:t xml:space="preserve">Prepare for a mid-winter oxalic acid varroa treatment during a </w:t>
+      </w:r>
+      <w:proofErr w:type="gramStart"/>
+      <w:r>
+        <w:t>brood</w:t>
+      </w:r>
+      <w:proofErr w:type="gramEnd"/>
+      <w:r>
+        <w:t xml:space="preserve">-light or </w:t>
       </w:r>
       <w:proofErr w:type="spellStart"/>
       <w:r>
@@ -4123,7 +4176,23 @@
         <w:ind w:left="-567" w:hanging="284"/>
       </w:pPr>
       <w:r>
-        <w:t>Deep winter; bees are usually in a tight cluster with limited or no brood in colder spells.</w:t>
+        <w:t xml:space="preserve">Deep </w:t>
+      </w:r>
+      <w:proofErr w:type="gramStart"/>
+      <w:r>
+        <w:t>winter;</w:t>
+      </w:r>
+      <w:proofErr w:type="gramEnd"/>
+      <w:r>
+        <w:t xml:space="preserve"> bees are usually in a tight cluster with limited or no </w:t>
+      </w:r>
+      <w:proofErr w:type="gramStart"/>
+      <w:r>
+        <w:t>brood</w:t>
+      </w:r>
+      <w:proofErr w:type="gramEnd"/>
+      <w:r>
+        <w:t xml:space="preserve"> in colder spells.</w:t>
       </w:r>
     </w:p>
     <w:p>
@@ -4135,7 +4204,15 @@
         <w:ind w:left="-567" w:hanging="284"/>
       </w:pPr>
       <w:r>
-        <w:t>If using oxalic acid, this is often the window for a single mid-winter treatment when colonies are brood-light (following current guidance).</w:t>
+        <w:t xml:space="preserve">If using oxalic acid, this is often the window for a single mid-winter treatment when colonies are </w:t>
+      </w:r>
+      <w:proofErr w:type="gramStart"/>
+      <w:r>
+        <w:t>brood-light</w:t>
+      </w:r>
+      <w:proofErr w:type="gramEnd"/>
+      <w:r>
+        <w:t xml:space="preserve"> (following current guidance).</w:t>
       </w:r>
     </w:p>
     <w:p>
@@ -5833,7 +5910,15 @@
         <w:ind w:left="-567" w:hanging="284"/>
       </w:pPr>
       <w:r>
-        <w:t>Risks: starting treatments or feeding too late, leaving colonies weak or under-supplied as temperatures fall.</w:t>
+        <w:t xml:space="preserve">Risks: starting treatments or feeding too late, leaving colonies weak or </w:t>
+      </w:r>
+      <w:proofErr w:type="gramStart"/>
+      <w:r>
+        <w:t>under-supplied</w:t>
+      </w:r>
+      <w:proofErr w:type="gramEnd"/>
+      <w:r>
+        <w:t xml:space="preserve"> as temperatures fall.</w:t>
       </w:r>
     </w:p>
     <w:p>
@@ -6887,131 +6972,78 @@
       <w:rPr>
         <w:noProof/>
       </w:rPr>
-      <mc:AlternateContent>
-        <mc:Choice Requires="wps">
-          <w:drawing>
-            <wp:anchor distT="0" distB="0" distL="114300" distR="114300" simplePos="0" relativeHeight="251663360" behindDoc="0" locked="0" layoutInCell="1" allowOverlap="1" wp14:anchorId="7E2DA1D9" wp14:editId="51A83129">
-              <wp:simplePos x="0" y="0"/>
-              <wp:positionH relativeFrom="column">
-                <wp:posOffset>-746760</wp:posOffset>
-              </wp:positionH>
-              <wp:positionV relativeFrom="paragraph">
-                <wp:posOffset>-207645</wp:posOffset>
-              </wp:positionV>
-              <wp:extent cx="432000" cy="432000"/>
-              <wp:effectExtent l="0" t="0" r="0" b="0"/>
-              <wp:wrapNone/>
-              <wp:docPr id="775923440" name="Rectangle: Rounded Corners 10"/>
-              <wp:cNvGraphicFramePr/>
-              <a:graphic xmlns:a="http://schemas.openxmlformats.org/drawingml/2006/main">
-                <a:graphicData uri="http://schemas.microsoft.com/office/word/2010/wordprocessingShape">
-                  <wps:wsp>
-                    <wps:cNvSpPr/>
-                    <wps:spPr>
-                      <a:xfrm>
-                        <a:off x="0" y="0"/>
-                        <a:ext cx="432000" cy="432000"/>
-                      </a:xfrm>
-                      <a:prstGeom prst="roundRect">
-                        <a:avLst/>
-                      </a:prstGeom>
-                      <a:noFill/>
-                      <a:ln>
-                        <a:noFill/>
-                      </a:ln>
-                    </wps:spPr>
-                    <wps:style>
-                      <a:lnRef idx="2">
-                        <a:schemeClr val="accent1">
-                          <a:shade val="15000"/>
-                        </a:schemeClr>
-                      </a:lnRef>
-                      <a:fillRef idx="1">
-                        <a:schemeClr val="accent1"/>
-                      </a:fillRef>
-                      <a:effectRef idx="0">
-                        <a:schemeClr val="accent1"/>
-                      </a:effectRef>
-                      <a:fontRef idx="minor">
-                        <a:schemeClr val="lt1"/>
-                      </a:fontRef>
-                    </wps:style>
-                    <wps:txbx>
-                      <w:txbxContent>
-                        <w:p>
-                          <w:pPr>
-                            <w:spacing w:line="480" w:lineRule="auto"/>
-                            <w:jc w:val="center"/>
-                            <w:rPr>
-                              <w:b/>
-                              <w:bCs/>
-                              <w:color w:val="0D0D0D" w:themeColor="text1" w:themeTint="F2"/>
-                              <w:position w:val="-6"/>
-                            </w:rPr>
-                          </w:pPr>
-                          <w:r>
-                            <w:rPr>
-                              <w:b/>
-                              <w:bCs/>
-                              <w:color w:val="0D0D0D" w:themeColor="text1" w:themeTint="F2"/>
-                              <w:position w:val="-6"/>
-                            </w:rPr>
-                            <w:t>BK</w:t>
-                          </w:r>
-                        </w:p>
-                      </w:txbxContent>
-                    </wps:txbx>
-                    <wps:bodyPr rot="0" spcFirstLastPara="0" vertOverflow="overflow" horzOverflow="overflow" vert="horz" wrap="square" lIns="91440" tIns="45720" rIns="91440" bIns="45720" numCol="1" spcCol="0" rtlCol="0" fromWordArt="0" anchor="ctr" anchorCtr="0" forceAA="0" compatLnSpc="1">
-                      <a:prstTxWarp prst="textNoShape">
-                        <a:avLst/>
-                      </a:prstTxWarp>
-                      <a:noAutofit/>
-                    </wps:bodyPr>
-                  </wps:wsp>
-                </a:graphicData>
-              </a:graphic>
-              <wp14:sizeRelH relativeFrom="margin">
-                <wp14:pctWidth>0</wp14:pctWidth>
-              </wp14:sizeRelH>
-              <wp14:sizeRelV relativeFrom="margin">
-                <wp14:pctHeight>0</wp14:pctHeight>
-              </wp14:sizeRelV>
-            </wp:anchor>
-          </w:drawing>
-        </mc:Choice>
-        <mc:Fallback>
-          <w:pict>
-            <v:roundrect w14:anchorId="7E2DA1D9" id="Rectangle: Rounded Corners 10" o:spid="_x0000_s1086" style="position:absolute;margin-left:-58.8pt;margin-top:-16.35pt;width:34pt;height:34pt;z-index:251663360;visibility:visible;mso-wrap-style:square;mso-width-percent:0;mso-height-percent:0;mso-wrap-distance-left:9pt;mso-wrap-distance-top:0;mso-wrap-distance-right:9pt;mso-wrap-distance-bottom:0;mso-position-horizontal:absolute;mso-position-horizontal-relative:text;mso-position-vertical:absolute;mso-position-vertical-relative:text;mso-width-percent:0;mso-height-percent:0;mso-width-relative:margin;mso-height-relative:margin;v-text-anchor:middle" arcsize="10923f" o:gfxdata="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" filled="f" stroked="f" strokeweight="1pt">
-              <v:stroke joinstyle="miter"/>
-              <v:textbox>
-                <w:txbxContent>
-                  <w:p>
-                    <w:pPr>
-                      <w:spacing w:line="480" w:lineRule="auto"/>
-                      <w:jc w:val="center"/>
-                      <w:rPr>
-                        <w:b/>
-                        <w:bCs/>
-                        <w:color w:val="0D0D0D" w:themeColor="text1" w:themeTint="F2"/>
-                        <w:position w:val="-6"/>
-                      </w:rPr>
-                    </w:pPr>
-                    <w:r>
-                      <w:rPr>
-                        <w:b/>
-                        <w:bCs/>
-                        <w:color w:val="0D0D0D" w:themeColor="text1" w:themeTint="F2"/>
-                        <w:position w:val="-6"/>
-                      </w:rPr>
-                      <w:t>BK</w:t>
-                    </w:r>
-                  </w:p>
-                </w:txbxContent>
-              </v:textbox>
-            </v:roundrect>
-          </w:pict>
-        </mc:Fallback>
-      </mc:AlternateContent>
+      <w:drawing>
+        <wp:anchor distT="0" distB="0" distL="114300" distR="114300" simplePos="0" relativeHeight="251660288" behindDoc="1" locked="0" layoutInCell="1" allowOverlap="1" wp14:anchorId="48CD4F82" wp14:editId="5F4855DD">
+          <wp:simplePos x="0" y="0"/>
+          <wp:positionH relativeFrom="column">
+            <wp:posOffset>-742950</wp:posOffset>
+          </wp:positionH>
+          <wp:positionV relativeFrom="paragraph">
+            <wp:posOffset>-268605</wp:posOffset>
+          </wp:positionV>
+          <wp:extent cx="456565" cy="456565"/>
+          <wp:effectExtent l="19050" t="0" r="19685" b="172085"/>
+          <wp:wrapTight wrapText="bothSides">
+            <wp:wrapPolygon edited="0">
+              <wp:start x="-901" y="0"/>
+              <wp:lineTo x="-901" y="28840"/>
+              <wp:lineTo x="21630" y="28840"/>
+              <wp:lineTo x="21630" y="0"/>
+              <wp:lineTo x="-901" y="0"/>
+            </wp:wrapPolygon>
+          </wp:wrapTight>
+          <wp:docPr id="1471455041" name="Picture 4"/>
+          <wp:cNvGraphicFramePr>
+            <a:graphicFrameLocks xmlns:a="http://schemas.openxmlformats.org/drawingml/2006/main" noChangeAspect="1"/>
+          </wp:cNvGraphicFramePr>
+          <a:graphic xmlns:a="http://schemas.openxmlformats.org/drawingml/2006/main">
+            <a:graphicData uri="http://schemas.openxmlformats.org/drawingml/2006/picture">
+              <pic:pic xmlns:pic="http://schemas.openxmlformats.org/drawingml/2006/picture">
+                <pic:nvPicPr>
+                  <pic:cNvPr id="1471455041" name="Picture 4"/>
+                  <pic:cNvPicPr>
+                    <a:picLocks noChangeAspect="1"/>
+                  </pic:cNvPicPr>
+                </pic:nvPicPr>
+                <pic:blipFill>
+                  <a:blip r:embed="rId1">
+                    <a:extLst>
+                      <a:ext uri="{28A0092B-C50C-407E-A947-70E740481C1C}">
+                        <a14:useLocalDpi xmlns:a14="http://schemas.microsoft.com/office/drawing/2010/main" val="0"/>
+                      </a:ext>
+                    </a:extLst>
+                  </a:blip>
+                  <a:stretch>
+                    <a:fillRect/>
+                  </a:stretch>
+                </pic:blipFill>
+                <pic:spPr>
+                  <a:xfrm>
+                    <a:off x="0" y="0"/>
+                    <a:ext cx="456565" cy="456565"/>
+                  </a:xfrm>
+                  <a:prstGeom prst="roundRect">
+                    <a:avLst>
+                      <a:gd name="adj" fmla="val 8594"/>
+                    </a:avLst>
+                  </a:prstGeom>
+                  <a:solidFill>
+                    <a:srgbClr val="FFFFFF">
+                      <a:shade val="85000"/>
+                    </a:srgbClr>
+                  </a:solidFill>
+                  <a:ln>
+                    <a:noFill/>
+                  </a:ln>
+                  <a:effectLst>
+                    <a:reflection blurRad="12700" stA="38000" endPos="28000" dist="5000" dir="5400000" sy="-100000" algn="bl" rotWithShape="0"/>
+                  </a:effectLst>
+                </pic:spPr>
+              </pic:pic>
+            </a:graphicData>
+          </a:graphic>
+        </wp:anchor>
+      </w:drawing>
     </w:r>
     <w:r>
       <w:rPr>
@@ -7020,7 +7052,7 @@
       <mc:AlternateContent>
         <mc:Choice Requires="wps">
           <w:drawing>
-            <wp:anchor distT="0" distB="0" distL="114300" distR="114300" simplePos="0" relativeHeight="251659264" behindDoc="0" locked="0" layoutInCell="1" allowOverlap="1" wp14:anchorId="75B975F2" wp14:editId="0A9EFD8E">
+            <wp:anchor distT="0" distB="0" distL="114300" distR="114300" simplePos="0" relativeHeight="251659264" behindDoc="0" locked="0" layoutInCell="1" allowOverlap="1" wp14:anchorId="75B975F2" wp14:editId="583C1F5F">
               <wp:simplePos x="0" y="0"/>
               <wp:positionH relativeFrom="column">
                 <wp:posOffset>-1051560</wp:posOffset>
@@ -7310,7 +7342,7 @@
         </mc:Choice>
         <mc:Fallback>
           <w:pict>
-            <v:rect w14:anchorId="75B975F2" id="Rectangle 1" o:spid="_x0000_s1087" style="position:absolute;margin-left:-82.8pt;margin-top:-40.35pt;width:610.6pt;height:1in;z-index:251659264;visibility:visible;mso-wrap-style:square;mso-width-percent:0;mso-height-percent:0;mso-wrap-distance-left:9pt;mso-wrap-distance-top:0;mso-wrap-distance-right:9pt;mso-wrap-distance-bottom:0;mso-position-horizontal:absolute;mso-position-horizontal-relative:text;mso-position-vertical:absolute;mso-position-vertical-relative:text;mso-width-percent:0;mso-height-percent:0;mso-width-relative:margin;mso-height-relative:margin;v-text-anchor:middle" o:gfxdata="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" fillcolor="#fff4d6" stroked="f" strokeweight="1pt">
+            <v:rect w14:anchorId="75B975F2" id="Rectangle 1" o:spid="_x0000_s1086" style="position:absolute;margin-left:-82.8pt;margin-top:-40.35pt;width:610.6pt;height:1in;z-index:251659264;visibility:visible;mso-wrap-style:square;mso-width-percent:0;mso-height-percent:0;mso-wrap-distance-left:9pt;mso-wrap-distance-top:0;mso-wrap-distance-right:9pt;mso-wrap-distance-bottom:0;mso-position-horizontal:absolute;mso-position-horizontal-relative:text;mso-position-vertical:absolute;mso-position-vertical-relative:text;mso-width-percent:0;mso-height-percent:0;mso-width-relative:margin;mso-height-relative:margin;v-text-anchor:middle" o:gfxdata="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" fillcolor="#fff4d6" stroked="f" strokeweight="1pt">
               <v:fill color2="#d9f2d0 [665]" o:opacity2="58853f" rotate="t" focusposition="1,1" focussize="" colors="0 #fff4d6;5243f #fff4d6;53740f #dae7d6" focus="100%" type="gradientRadial"/>
               <v:textbox>
                 <w:txbxContent>
